--- a/Notes/2026-10-23-xloop-ai-agents-page-content-v1.docx
+++ b/Notes/2026-10-23-xloop-ai-agents-page-content-v1.docx
@@ -3152,7 +3152,7 @@
           <w:sz w:val="18"/>
           <w:szCs w:val="18"/>
         </w:rPr>
-        <w:t xml:space="preserve">Link: the HBL Asset Management card below combines rule based automation and RPA.</w:t>
+        <w:t xml:space="preserve">Link: the asset management card below combines rule based automation and RPA.</w:t>
       </w:r>
     </w:p>
     <w:p>
@@ -4859,7 +4859,7 @@
                 <w:sz w:val="17"/>
                 <w:szCs w:val="17"/>
               </w:rPr>
-              <w:t xml:space="preserve">HBL Asset Management</w:t>
+              <w:t xml:space="preserve">One of the largest asset management companies in Pakistan</w:t>
             </w:r>
           </w:p>
         </w:tc>
@@ -4967,7 +4967,7 @@
           <w:sz w:val="18"/>
           <w:szCs w:val="18"/>
         </w:rPr>
-        <w:t xml:space="preserve">xServe card: same wording as the hub, plus the languages (Sana, 20 Oct). HBL card: approved claim A16 (live portfolio page); detail from Sana, 21 Oct; no figures. It is automation and RPA, not an LLM agent, and the card says so; it supports section 5.</w:t>
+        <w:t xml:space="preserve">xServe card: same wording as the hub, plus the languages (Sana, 20 Oct). Asset management card: detail from Sana, 21 Oct; anonymous per Sana's rule (23 Oct); no figures. It is automation and RPA, not an LLM agent, and the card says so; it supports section 5.</w:t>
       </w:r>
     </w:p>
     <w:p>
@@ -5458,7 +5458,7 @@
                 <w:sz w:val="19"/>
                 <w:szCs w:val="19"/>
               </w:rPr>
-              <w:t xml:space="preserve">xServe AI ordering agent · HBL Asset Management reconciliation automation</w:t>
+              <w:t xml:space="preserve">xServe AI ordering agent · fund reconciliation automation for a large asset manager</w:t>
             </w:r>
           </w:p>
         </w:tc>
@@ -5797,7 +5797,7 @@
           <w:sz w:val="21"/>
           <w:szCs w:val="21"/>
         </w:rPr>
-        <w:t xml:space="preserve">Yes. Agents connect through APIs, databases and connectors to systems such as Salesforce, SAP, Microsoft 365 and your own applications. Where a system has no API, RPA can enter the data, as we did for HBL Asset Management.</w:t>
+        <w:t xml:space="preserve">Yes. Agents connect through APIs, databases and connectors to systems such as Salesforce, SAP, Microsoft 365 and your own applications. Where a system has no API, RPA can enter the data, as we did for one of the largest asset management companies in Pakistan.</w:t>
       </w:r>
     </w:p>
     <w:p>

--- a/Notes/2026-10-23-xloop-ai-agents-page-content-v1.docx
+++ b/Notes/2026-10-23-xloop-ai-agents-page-content-v1.docx
@@ -620,7 +620,43 @@
                 <w:sz w:val="19"/>
                 <w:szCs w:val="19"/>
               </w:rPr>
-              <w:t xml:space="preserve">Service · FAQPage · BreadcrumbList</w:t>
+              <w:t xml:space="preserve">Service, with each service on this page as its own </w:t>
+            </w:r>
+            <w:r>
+              <w:rPr>
+                <w:rFonts w:ascii="Consolas" w:cs="Consolas" w:eastAsia="Consolas" w:hAnsi="Consolas"/>
+                <w:color w:val="1A1A1A"/>
+                <w:sz w:val="19"/>
+                <w:szCs w:val="19"/>
+              </w:rPr>
+              <w:t xml:space="preserve">Service</w:t>
+            </w:r>
+            <w:r>
+              <w:rPr>
+                <w:rFonts w:ascii="Arial" w:cs="Arial" w:eastAsia="Arial" w:hAnsi="Arial"/>
+                <w:color w:val="1A1A1A"/>
+                <w:sz w:val="19"/>
+                <w:szCs w:val="19"/>
+              </w:rPr>
+              <w:t xml:space="preserve"> entity in </w:t>
+            </w:r>
+            <w:r>
+              <w:rPr>
+                <w:rFonts w:ascii="Consolas" w:cs="Consolas" w:eastAsia="Consolas" w:hAnsi="Consolas"/>
+                <w:color w:val="1A1A1A"/>
+                <w:sz w:val="19"/>
+                <w:szCs w:val="19"/>
+              </w:rPr>
+              <w:t xml:space="preserve">hasOfferCatalog</w:t>
+            </w:r>
+            <w:r>
+              <w:rPr>
+                <w:rFonts w:ascii="Arial" w:cs="Arial" w:eastAsia="Arial" w:hAnsi="Arial"/>
+                <w:color w:val="1A1A1A"/>
+                <w:sz w:val="19"/>
+                <w:szCs w:val="19"/>
+              </w:rPr>
+              <w:t xml:space="preserve"> · FAQPage · BreadcrumbList</w:t>
             </w:r>
           </w:p>
         </w:tc>
@@ -653,7 +689,7 @@
                 <w:sz w:val="19"/>
                 <w:szCs w:val="19"/>
               </w:rPr>
-              <w:t xml:space="preserve">Lead form heading</w:t>
+              <w:t xml:space="preserve">Visible "Last updated" date</w:t>
             </w:r>
           </w:p>
         </w:tc>
@@ -681,7 +717,7 @@
                 <w:sz w:val="19"/>
                 <w:szCs w:val="19"/>
               </w:rPr>
-              <w:t xml:space="preserve">Explore AI Agents for Your Business (already correct on the live page)</w:t>
+              <w:t xml:space="preserve">Yes</w:t>
             </w:r>
           </w:p>
         </w:tc>
@@ -714,6 +750,67 @@
                 <w:sz w:val="19"/>
                 <w:szCs w:val="19"/>
               </w:rPr>
+              <w:t xml:space="preserve">Lead form heading</w:t>
+            </w:r>
+          </w:p>
+        </w:tc>
+        <w:tc>
+          <w:tcPr>
+            <w:tcW w:type="dxa" w:w="7258"/>
+            <w:tcBorders>
+              <w:top w:val="single" w:color="D1D5DB" w:sz="4"/>
+              <w:left w:val="single" w:color="D1D5DB" w:sz="4"/>
+              <w:bottom w:val="single" w:color="D1D5DB" w:sz="4"/>
+              <w:right w:val="single" w:color="D1D5DB" w:sz="4"/>
+            </w:tcBorders>
+            <w:tcMar>
+              <w:top w:type="dxa" w:w="70"/>
+              <w:left w:type="dxa" w:w="110"/>
+              <w:bottom w:type="dxa" w:w="70"/>
+              <w:right w:type="dxa" w:w="110"/>
+            </w:tcMar>
+          </w:tcPr>
+          <w:p>
+            <w:r>
+              <w:rPr>
+                <w:rFonts w:ascii="Arial" w:cs="Arial" w:eastAsia="Arial" w:hAnsi="Arial"/>
+                <w:color w:val="1A1A1A"/>
+                <w:sz w:val="19"/>
+                <w:szCs w:val="19"/>
+              </w:rPr>
+              <w:t xml:space="preserve">Explore AI Agents for Your Business (already correct on the live page)</w:t>
+            </w:r>
+          </w:p>
+        </w:tc>
+      </w:tr>
+      <w:tr>
+        <w:trPr>
+          <w:cantSplit/>
+        </w:trPr>
+        <w:tc>
+          <w:tcPr>
+            <w:tcW w:type="dxa" w:w="2822"/>
+            <w:tcBorders>
+              <w:top w:val="single" w:color="D1D5DB" w:sz="4"/>
+              <w:left w:val="single" w:color="D1D5DB" w:sz="4"/>
+              <w:bottom w:val="single" w:color="D1D5DB" w:sz="4"/>
+              <w:right w:val="single" w:color="D1D5DB" w:sz="4"/>
+            </w:tcBorders>
+            <w:tcMar>
+              <w:top w:type="dxa" w:w="70"/>
+              <w:left w:type="dxa" w:w="110"/>
+              <w:bottom w:type="dxa" w:w="70"/>
+              <w:right w:type="dxa" w:w="110"/>
+            </w:tcMar>
+          </w:tcPr>
+          <w:p>
+            <w:r>
+              <w:rPr>
+                <w:rFonts w:ascii="Arial" w:cs="Arial" w:eastAsia="Arial" w:hAnsi="Arial"/>
+                <w:color w:val="1A1A1A"/>
+                <w:sz w:val="19"/>
+                <w:szCs w:val="19"/>
+              </w:rPr>
               <w:t xml:space="preserve">Social share</w:t>
             </w:r>
           </w:p>
@@ -893,7 +990,7 @@
           <w:sz w:val="21"/>
           <w:szCs w:val="21"/>
         </w:rPr>
-        <w:t xml:space="preserve"> Bring one workflow. Our AI engineers will tell you which steps an agent can take over, what it needs and how we would build it.</w:t>
+        <w:t xml:space="preserve"> Bring one workflow. Our AI engineers will tell you which steps an agent can take over, what it needs, how we would build it, and give you a straight answer in 30 minutes.</w:t>
       </w:r>
     </w:p>
     <w:p>
@@ -988,7 +1085,7 @@
           <w:sz w:val="21"/>
           <w:szCs w:val="21"/>
         </w:rPr>
-        <w:t xml:space="preserve">AI agents are software systems that use a language model to plan and carry out a task: reading a request, deciding the steps, calling tools and business systems, and checking the result. Unlike fixed automation, they handle variation in the input. In a business, they work within set permissions, and hand decisions they are not sure about to a person.</w:t>
+        <w:t xml:space="preserve">AI agents are software systems that use a language model to plan and carry out a task: reading a request, deciding the steps, calling tools and business systems, and checking the result. Unlike fixed automation, they handle variation in the input. In a business, they work within set permissions, and hand decisions they are not sure about to a person. xLoop builds agents on an 11 stage architecture, with human approval and monitoring built in.</w:t>
       </w:r>
     </w:p>
     <w:p>
@@ -1048,6 +1145,20 @@
           <w:szCs w:val="21"/>
         </w:rPr>
         <w:t xml:space="preserve"> Problems AI Agents Solve</w:t>
+      </w:r>
+    </w:p>
+    <w:p>
+      <w:pPr>
+        <w:spacing w:after="130" w:line="300"/>
+      </w:pPr>
+      <w:r>
+        <w:rPr>
+          <w:rFonts w:ascii="Arial" w:cs="Arial" w:eastAsia="Arial" w:hAnsi="Arial"/>
+          <w:color w:val="1A1A1A"/>
+          <w:sz w:val="21"/>
+          <w:szCs w:val="21"/>
+        </w:rPr>
+        <w:t xml:space="preserve">AI agents solve work that is high volume, repetitive and spread across systems: peak demand, manual data transfer, assistants that can't act, brittle automation, and the worry of AI acting alone.</w:t>
       </w:r>
     </w:p>
     <w:p>
@@ -1850,6 +1961,20 @@
     </w:p>
     <w:p>
       <w:pPr>
+        <w:spacing w:after="130" w:line="300"/>
+      </w:pPr>
+      <w:r>
+        <w:rPr>
+          <w:rFonts w:ascii="Arial" w:cs="Arial" w:eastAsia="Arial" w:hAnsi="Arial"/>
+          <w:color w:val="1A1A1A"/>
+          <w:sz w:val="21"/>
+          <w:szCs w:val="21"/>
+        </w:rPr>
+        <w:t xml:space="preserve">xLoop builds five kinds of AI agents: customer facing agents, workflow and back office agents, research agents, data operations agents, and monitoring and compliance agents.</w:t>
+      </w:r>
+    </w:p>
+    <w:p>
+      <w:pPr>
         <w:spacing w:after="120"/>
       </w:pPr>
       <w:r>
@@ -2510,7 +2635,7 @@
           <w:sz w:val="21"/>
           <w:szCs w:val="21"/>
         </w:rPr>
-        <w:t xml:space="preserve">Not every step needs AI. Most good systems combine the two.</w:t>
+        <w:t xml:space="preserve">Use rule based automation for fixed steps, AI agents for steps that need judgment, and human approval for decisions with real impact. Not every step needs AI, and most good systems combine the two.</w:t>
       </w:r>
     </w:p>
     <w:p>
@@ -4329,6 +4454,20 @@
     </w:p>
     <w:p>
       <w:pPr>
+        <w:spacing w:after="130" w:line="300"/>
+      </w:pPr>
+      <w:r>
+        <w:rPr>
+          <w:rFonts w:ascii="Arial" w:cs="Arial" w:eastAsia="Arial" w:hAnsi="Arial"/>
+          <w:color w:val="1A1A1A"/>
+          <w:sz w:val="21"/>
+          <w:szCs w:val="21"/>
+        </w:rPr>
+        <w:t xml:space="preserve">AI agents stay in control when each one has least access, approval thresholds, escalation rules, a full audit trail, limits and an off switch.</w:t>
+      </w:r>
+    </w:p>
+    <w:p>
+      <w:pPr>
         <w:pStyle w:val="ListParagraph"/>
         <w:numPr>
           <w:ilvl w:val="0"/>
@@ -4548,6 +4687,20 @@
           <w:szCs w:val="21"/>
         </w:rPr>
         <w:t xml:space="preserve"> AI Agents and Automation We've Delivered</w:t>
+      </w:r>
+    </w:p>
+    <w:p>
+      <w:pPr>
+        <w:spacing w:after="130" w:line="300"/>
+      </w:pPr>
+      <w:r>
+        <w:rPr>
+          <w:rFonts w:ascii="Arial" w:cs="Arial" w:eastAsia="Arial" w:hAnsi="Arial"/>
+          <w:color w:val="1A1A1A"/>
+          <w:sz w:val="21"/>
+          <w:szCs w:val="21"/>
+        </w:rPr>
+        <w:t xml:space="preserve">xLoop has an AI ordering agent in production for a leading Saudi Arabian fast food chain, and reconciliation automation for one of the largest asset managers in Pakistan.</w:t>
       </w:r>
     </w:p>
     <w:p>
@@ -5990,16 +6143,16 @@
           <w:sz w:val="21"/>
           <w:szCs w:val="21"/>
         </w:rPr>
-        <w:t xml:space="preserve">CTA:</w:t>
-      </w:r>
-      <w:r>
-        <w:rPr>
-          <w:rFonts w:ascii="Arial" w:cs="Arial" w:eastAsia="Arial" w:hAnsi="Arial"/>
-          <w:color w:val="1A1A1A"/>
-          <w:sz w:val="21"/>
-          <w:szCs w:val="21"/>
-        </w:rPr>
-        <w:t xml:space="preserve"> Book a 30 Minute AI Use Case Review →</w:t>
+        <w:t xml:space="preserve">Proof line (above the button):</w:t>
+      </w:r>
+      <w:r>
+        <w:rPr>
+          <w:rFonts w:ascii="Arial" w:cs="Arial" w:eastAsia="Arial" w:hAnsi="Arial"/>
+          <w:color w:val="1A1A1A"/>
+          <w:sz w:val="21"/>
+          <w:szCs w:val="21"/>
+        </w:rPr>
+        <w:t xml:space="preserve"> An AI ordering agent already in production, in English, Urdu and Arabic.</w:t>
       </w:r>
     </w:p>
     <w:p>
@@ -6015,6 +6168,31 @@
           <w:sz w:val="21"/>
           <w:szCs w:val="21"/>
         </w:rPr>
+        <w:t xml:space="preserve">CTA:</w:t>
+      </w:r>
+      <w:r>
+        <w:rPr>
+          <w:rFonts w:ascii="Arial" w:cs="Arial" w:eastAsia="Arial" w:hAnsi="Arial"/>
+          <w:color w:val="1A1A1A"/>
+          <w:sz w:val="21"/>
+          <w:szCs w:val="21"/>
+        </w:rPr>
+        <w:t xml:space="preserve"> Book a 30 Minute AI Use Case Review →</w:t>
+      </w:r>
+    </w:p>
+    <w:p>
+      <w:pPr>
+        <w:spacing w:after="130" w:line="300"/>
+      </w:pPr>
+      <w:r>
+        <w:rPr>
+          <w:rFonts w:ascii="Arial" w:cs="Arial" w:eastAsia="Arial" w:hAnsi="Arial"/>
+          <w:b/>
+          <w:bCs/>
+          <w:color w:val="1A1A1A"/>
+          <w:sz w:val="21"/>
+          <w:szCs w:val="21"/>
+        </w:rPr>
         <w:t xml:space="preserve">Form fields:</w:t>
       </w:r>
       <w:r>
@@ -6024,7 +6202,23 @@
           <w:sz w:val="21"/>
           <w:szCs w:val="21"/>
         </w:rPr>
-        <w:t xml:space="preserve"> Name · Work email · Company · Role · Describe the workflow in one line</w:t>
+        <w:t xml:space="preserve"> Name · Work email · Company · Describe the workflow in one line</w:t>
+      </w:r>
+    </w:p>
+    <w:p>
+      <w:pPr>
+        <w:spacing w:after="120"/>
+      </w:pPr>
+      <w:r>
+        <w:rPr>
+          <w:rFonts w:ascii="Arial" w:cs="Arial" w:eastAsia="Arial" w:hAnsi="Arial"/>
+          <w:i/>
+          <w:iCs/>
+          <w:color w:val="6B7280"/>
+          <w:sz w:val="18"/>
+          <w:szCs w:val="18"/>
+        </w:rPr>
+        <w:t xml:space="preserve">Four fields only (27 Oct review). Role and size are asked on the call.</w:t>
       </w:r>
     </w:p>
     <w:p>
@@ -6056,7 +6250,7 @@
           <w:sz w:val="21"/>
           <w:szCs w:val="21"/>
         </w:rPr>
-        <w:t xml:space="preserve">Applied AI Solutions · Generative AI · Large Language Models · Data &amp; AI Consulting · AI Security</w:t>
+        <w:t xml:space="preserve">All applied AI solutions (/services/applied-ai-solutions) · Generative AI assistants (/services/generative-ai) · LLM development and hosting (/services/large-language-models) · Data and AI consulting (/ai-consultancy) · AI security testing for agents (/services/ai-security-service)</w:t>
       </w:r>
     </w:p>
     <w:p>
